--- a/downloads/intro-transcript-outro/17_E11.docx
+++ b/downloads/intro-transcript-outro/17_E11.docx
@@ -34,7 +34,23 @@
         <w:rPr>
           <w:color w:val="2EAF7D"/>
         </w:rPr>
-        <w:t xml:space="preserve">Soizic sur les mécanismes du transfert : le contrat fait loi, les droits et obligations se écrivent, ils ne se déduisent pas de la bonne entente.</w:t>
+        <w:t xml:space="preserve">Vous connaissez maintenant le réflexe déclaration, le choix d’un mode de protection, et une voie de valorisation.</w:t>
+      </w:r>
+    </w:p>
+    <w:p>
+      <w:r>
+        <w:rPr>
+          <w:color w:val="2EAF7D"/>
+        </w:rPr>
+        <w:t xml:space="preserve">Soizic va le sceller : le contrat définit les droits et les obligations. Il devient la loi des parties.</w:t>
+      </w:r>
+    </w:p>
+    <w:p>
+      <w:r>
+        <w:rPr>
+          <w:color w:val="2EAF7D"/>
+        </w:rPr>
+        <w:t xml:space="preserve">Écoutez-le comme la suite de Stéphanie, pas comme un autre monde.</w:t>
       </w:r>
     </w:p>
     <w:p>
@@ -241,7 +257,15 @@
         <w:rPr>
           <w:color w:val="F48C2E"/>
         </w:rPr>
-        <w:t xml:space="preserve">Un transfert sans contrat clair laisse la PI, les redevances et les responsabilités dans le flou.</w:t>
+        <w:t xml:space="preserve">Un transfert sans contrat, c’est un actif sans levier.</w:t>
+      </w:r>
+    </w:p>
+    <w:p>
+      <w:r>
+        <w:rPr>
+          <w:color w:val="F48C2E"/>
+        </w:rPr>
+        <w:t xml:space="preserve">Le module 3 change de décor : vous n’êtes pas seul. SATT, incubateur, plateformes — l’écosystème qui porte ce que vous venez de cadrer.</w:t>
       </w:r>
     </w:p>
     <w:sectPr>

--- a/downloads/intro-transcript-outro/17_E11.docx
+++ b/downloads/intro-transcript-outro/17_E11.docx
@@ -24,7 +24,7 @@
       </w:pPr>
       <w:r>
         <w:rPr>
-          <w:color w:val="2EAF7D"/>
+          <w:color w:val="00AE69"/>
         </w:rPr>
         <w:t xml:space="preserve">Intro</w:t>
       </w:r>
@@ -32,7 +32,7 @@
     <w:p>
       <w:r>
         <w:rPr>
-          <w:color w:val="2EAF7D"/>
+          <w:color w:val="00AE69"/>
         </w:rPr>
         <w:t xml:space="preserve">Vous connaissez maintenant le réflexe déclaration, le choix d’un mode de protection, et une voie de valorisation.</w:t>
       </w:r>
@@ -40,7 +40,7 @@
     <w:p>
       <w:r>
         <w:rPr>
-          <w:color w:val="2EAF7D"/>
+          <w:color w:val="00AE69"/>
         </w:rPr>
         <w:t xml:space="preserve">Soizic va le sceller : le contrat définit les droits et les obligations. Il devient la loi des parties.</w:t>
       </w:r>
@@ -48,7 +48,7 @@
     <w:p>
       <w:r>
         <w:rPr>
-          <w:color w:val="2EAF7D"/>
+          <w:color w:val="00AE69"/>
         </w:rPr>
         <w:t xml:space="preserve">Écoutez-le comme la suite de Stéphanie, pas comme un autre monde.</w:t>
       </w:r>
@@ -247,7 +247,7 @@
       </w:pPr>
       <w:r>
         <w:rPr>
-          <w:color w:val="F48C2E"/>
+          <w:color w:val="F0821A"/>
         </w:rPr>
         <w:t xml:space="preserve">Outro</w:t>
       </w:r>
@@ -255,7 +255,7 @@
     <w:p>
       <w:r>
         <w:rPr>
-          <w:color w:val="F48C2E"/>
+          <w:color w:val="F0821A"/>
         </w:rPr>
         <w:t xml:space="preserve">Un transfert sans contrat, c’est un actif sans levier.</w:t>
       </w:r>
@@ -263,7 +263,7 @@
     <w:p>
       <w:r>
         <w:rPr>
-          <w:color w:val="F48C2E"/>
+          <w:color w:val="F0821A"/>
         </w:rPr>
         <w:t xml:space="preserve">Le module 3 change de décor : vous n’êtes pas seul. SATT, incubateur, plateformes — l’écosystème qui porte ce que vous venez de cadrer.</w:t>
       </w:r>
@@ -298,7 +298,7 @@
       <w:b/>
       <w:sz w:val="36"/>
       <w:szCs w:val="36"/>
-      <w:color w:val="580F45"/>
+      <w:color w:val="63003C"/>
     </w:rPr>
   </w:style>
   <w:style w:type="paragraph" w:styleId="Heading2">
@@ -314,7 +314,7 @@
       <w:b/>
       <w:sz w:val="26"/>
       <w:szCs w:val="26"/>
-      <w:color w:val="F48C2E"/>
+      <w:color w:val="F0821A"/>
     </w:rPr>
   </w:style>
 </w:styles>
